--- a/pr-preview/pr-264/algebra-basics.docx
+++ b/pr-preview/pr-264/algebra-basics.docx
@@ -15,7 +15,7 @@
         <w:pStyle w:val="Date"/>
       </w:pPr>
       <w:r>
-        <w:t xml:space="preserve">Last modified: 2026-10-13 13:40:32 (PDT)</w:t>
+        <w:t xml:space="preserve">Last modified: 2026-10-13 18:36:56 (PDT)</w:t>
       </w:r>
     </w:p>
     <w:bookmarkStart w:id="18" w:name="equalities"/>
@@ -1969,7 +1969,7 @@
     </w:p>
     <w:bookmarkEnd w:id="24"/>
     <w:bookmarkEnd w:id="25"/>
-    <w:bookmarkStart w:id="36" w:name="sec-powers-roots-abs"/>
+    <w:bookmarkStart w:id="39" w:name="sec-powers-roots-abs"/>
     <w:p>
       <w:pPr>
         <w:pStyle w:val="Heading2"/>
@@ -1978,7 +1978,7 @@
         <w:t xml:space="preserve">3 Powers, square roots, and absolute values</w:t>
       </w:r>
     </w:p>
-    <w:bookmarkStart w:id="29" w:name="def-power"/>
+    <w:bookmarkStart w:id="27" w:name="def-power"/>
     <w:p>
       <w:pPr>
         <w:pStyle w:val="FirstParagraph"/>
@@ -2355,240 +2355,9 @@
       <w:r>
         <w:t xml:space="preserve">.</w:t>
       </w:r>
-      <w:r>
-        <w:t xml:space="preserve"> </w:t>
-      </w:r>
-      <w:r>
-        <w:t xml:space="preserve">For the exponent</w:t>
-      </w:r>
-      <w:r>
-        <w:t xml:space="preserve"> </w:t>
-      </w:r>
-      <m:oMath>
-        <m:r>
-          <m:t>0</m:t>
-        </m:r>
-      </m:oMath>
-      <w:r>
-        <w:t xml:space="preserve"> </w:t>
-      </w:r>
-      <w:r>
-        <w:t xml:space="preserve">and negative</w:t>
-      </w:r>
-      <w:r>
-        <w:t xml:space="preserve"> </w:t>
-      </w:r>
-      <w:hyperlink r:id="rId27">
-        <w:r>
-          <w:rPr>
-            <w:rStyle w:val="Hyperlink"/>
-          </w:rPr>
-          <w:t xml:space="preserve">integer</w:t>
-        </w:r>
-      </w:hyperlink>
-      <w:r>
-        <w:t xml:space="preserve"> </w:t>
-      </w:r>
-      <w:r>
-        <w:t xml:space="preserve">exponents:</w:t>
-      </w:r>
     </w:p>
-    <w:p>
-      <w:pPr>
-        <w:pStyle w:val="Compact"/>
-        <w:numPr>
-          <w:ilvl w:val="0"/>
-          <w:numId w:val="1005"/>
-        </w:numPr>
-      </w:pPr>
-      <m:oMath>
-        <m:sSup>
-          <m:e>
-            <m:r>
-              <m:t>a</m:t>
-            </m:r>
-          </m:e>
-          <m:sup>
-            <m:r>
-              <m:t>0</m:t>
-            </m:r>
-          </m:sup>
-        </m:sSup>
-        <m:limUpp>
-          <m:e>
-            <m:r>
-              <m:rPr>
-                <m:sty m:val="p"/>
-              </m:rPr>
-              <m:t>=</m:t>
-            </m:r>
-          </m:e>
-          <m:lim>
-            <m:r>
-              <m:rPr>
-                <m:nor/>
-                <m:sty m:val="p"/>
-              </m:rPr>
-              <m:t>def</m:t>
-            </m:r>
-          </m:lim>
-        </m:limUpp>
-        <m:r>
-          <m:t>1</m:t>
-        </m:r>
-      </m:oMath>
-      <w:r>
-        <w:t xml:space="preserve">, including</w:t>
-      </w:r>
-      <w:r>
-        <w:t xml:space="preserve"> </w:t>
-      </w:r>
-      <m:oMath>
-        <m:sSup>
-          <m:e>
-            <m:r>
-              <m:t>0</m:t>
-            </m:r>
-          </m:e>
-          <m:sup>
-            <m:r>
-              <m:t>0</m:t>
-            </m:r>
-          </m:sup>
-        </m:sSup>
-        <m:r>
-          <m:rPr>
-            <m:sty m:val="p"/>
-          </m:rPr>
-          <m:t>=</m:t>
-        </m:r>
-        <m:r>
-          <m:t>1</m:t>
-        </m:r>
-      </m:oMath>
-      <w:r>
-        <w:t xml:space="preserve"> </w:t>
-      </w:r>
-      <w:r>
-        <w:t xml:space="preserve">by convention;</w:t>
-      </w:r>
-    </w:p>
-    <w:p>
-      <w:pPr>
-        <w:pStyle w:val="Compact"/>
-        <w:numPr>
-          <w:ilvl w:val="0"/>
-          <w:numId w:val="1005"/>
-        </w:numPr>
-      </w:pPr>
-      <m:oMath>
-        <m:sSup>
-          <m:e>
-            <m:r>
-              <m:t>a</m:t>
-            </m:r>
-          </m:e>
-          <m:sup>
-            <m:r>
-              <m:rPr>
-                <m:sty m:val="p"/>
-              </m:rPr>
-              <m:t>−</m:t>
-            </m:r>
-            <m:r>
-              <m:t>n</m:t>
-            </m:r>
-          </m:sup>
-        </m:sSup>
-        <m:limUpp>
-          <m:e>
-            <m:r>
-              <m:rPr>
-                <m:sty m:val="p"/>
-              </m:rPr>
-              <m:t>=</m:t>
-            </m:r>
-          </m:e>
-          <m:lim>
-            <m:r>
-              <m:rPr>
-                <m:nor/>
-                <m:sty m:val="p"/>
-              </m:rPr>
-              <m:t>def</m:t>
-            </m:r>
-          </m:lim>
-        </m:limUpp>
-        <m:f>
-          <m:fPr>
-            <m:type m:val="bar"/>
-          </m:fPr>
-          <m:num>
-            <m:r>
-              <m:t>1</m:t>
-            </m:r>
-          </m:num>
-          <m:den>
-            <m:sSup>
-              <m:e>
-                <m:r>
-                  <m:t>a</m:t>
-                </m:r>
-              </m:e>
-              <m:sup>
-                <m:r>
-                  <m:t>n</m:t>
-                </m:r>
-              </m:sup>
-            </m:sSup>
-          </m:den>
-        </m:f>
-      </m:oMath>
-      <w:r>
-        <w:t xml:space="preserve">, when</w:t>
-      </w:r>
-      <w:r>
-        <w:t xml:space="preserve"> </w:t>
-      </w:r>
-      <m:oMath>
-        <m:r>
-          <m:t>a</m:t>
-        </m:r>
-        <m:r>
-          <m:rPr>
-            <m:sty m:val="p"/>
-          </m:rPr>
-          <m:t>≠</m:t>
-        </m:r>
-        <m:r>
-          <m:t>0</m:t>
-        </m:r>
-      </m:oMath>
-      <w:r>
-        <w:t xml:space="preserve">.</w:t>
-      </w:r>
-    </w:p>
-    <w:p>
-      <w:pPr>
-        <w:pStyle w:val="FirstParagraph"/>
-      </w:pPr>
-      <w:hyperlink r:id="rId28">
-        <w:r>
-          <w:rPr>
-            <w:rStyle w:val="Hyperlink"/>
-          </w:rPr>
-          <w:t xml:space="preserve">Definition 13 in Polynomials, Exponentials and Logarithms</w:t>
-        </w:r>
-      </w:hyperlink>
-      <w:r>
-        <w:t xml:space="preserve"> </w:t>
-      </w:r>
-      <w:r>
-        <w:t xml:space="preserve">extends powers to real exponents when the base is positive.</w:t>
-      </w:r>
-    </w:p>
-    <w:bookmarkEnd w:id="29"/>
-    <w:bookmarkStart w:id="30" w:name="exm-power"/>
+    <w:bookmarkEnd w:id="27"/>
+    <w:bookmarkStart w:id="28" w:name="exm-power"/>
     <w:p>
       <w:pPr>
         <w:pStyle w:val="BodyText"/>
@@ -2980,7 +2749,7 @@
       <w:pPr>
         <w:numPr>
           <w:ilvl w:val="0"/>
-          <w:numId w:val="1006"/>
+          <w:numId w:val="1005"/>
         </w:numPr>
       </w:pPr>
       <m:oMath>
@@ -3109,8 +2878,8 @@
         </m:oMath>
       </m:oMathPara>
     </w:p>
-    <w:bookmarkEnd w:id="30"/>
-    <w:bookmarkStart w:id="31" w:name="def-square-root"/>
+    <w:bookmarkEnd w:id="28"/>
+    <w:bookmarkStart w:id="30" w:name="def-power-integer"/>
     <w:p>
       <w:pPr>
         <w:pStyle w:val="FirstParagraph"/>
@@ -3120,7 +2889,264 @@
           <w:b/>
           <w:bCs/>
         </w:rPr>
-        <w:t xml:space="preserve">Definition 5 (Square root)</w:t>
+        <w:t xml:space="preserve">Definition 5 (Powers with exponent zero or a negative integer)</w:t>
+      </w:r>
+      <w:r>
+        <w:t xml:space="preserve"> </w:t>
+      </w:r>
+      <w:r>
+        <w:t xml:space="preserve">For the exponent</w:t>
+      </w:r>
+      <w:r>
+        <w:t xml:space="preserve"> </w:t>
+      </w:r>
+      <m:oMath>
+        <m:r>
+          <m:t>0</m:t>
+        </m:r>
+      </m:oMath>
+      <w:r>
+        <w:t xml:space="preserve"> </w:t>
+      </w:r>
+      <w:r>
+        <w:t xml:space="preserve">and negative</w:t>
+      </w:r>
+      <w:r>
+        <w:t xml:space="preserve"> </w:t>
+      </w:r>
+      <w:hyperlink r:id="rId29">
+        <w:r>
+          <w:rPr>
+            <w:rStyle w:val="Hyperlink"/>
+          </w:rPr>
+          <w:t xml:space="preserve">integer</w:t>
+        </w:r>
+      </w:hyperlink>
+      <w:r>
+        <w:t xml:space="preserve"> </w:t>
+      </w:r>
+      <w:r>
+        <w:t xml:space="preserve">exponents:</w:t>
+      </w:r>
+    </w:p>
+    <w:p>
+      <w:pPr>
+        <w:pStyle w:val="Compact"/>
+        <w:numPr>
+          <w:ilvl w:val="0"/>
+          <w:numId w:val="1006"/>
+        </w:numPr>
+      </w:pPr>
+      <m:oMath>
+        <m:sSup>
+          <m:e>
+            <m:r>
+              <m:t>a</m:t>
+            </m:r>
+          </m:e>
+          <m:sup>
+            <m:r>
+              <m:t>0</m:t>
+            </m:r>
+          </m:sup>
+        </m:sSup>
+        <m:limUpp>
+          <m:e>
+            <m:r>
+              <m:rPr>
+                <m:sty m:val="p"/>
+              </m:rPr>
+              <m:t>=</m:t>
+            </m:r>
+          </m:e>
+          <m:lim>
+            <m:r>
+              <m:rPr>
+                <m:nor/>
+                <m:sty m:val="p"/>
+              </m:rPr>
+              <m:t>def</m:t>
+            </m:r>
+          </m:lim>
+        </m:limUpp>
+        <m:r>
+          <m:t>1</m:t>
+        </m:r>
+      </m:oMath>
+      <w:r>
+        <w:t xml:space="preserve">, including</w:t>
+      </w:r>
+      <w:r>
+        <w:t xml:space="preserve"> </w:t>
+      </w:r>
+      <m:oMath>
+        <m:sSup>
+          <m:e>
+            <m:r>
+              <m:t>0</m:t>
+            </m:r>
+          </m:e>
+          <m:sup>
+            <m:r>
+              <m:t>0</m:t>
+            </m:r>
+          </m:sup>
+        </m:sSup>
+        <m:r>
+          <m:rPr>
+            <m:sty m:val="p"/>
+          </m:rPr>
+          <m:t>=</m:t>
+        </m:r>
+        <m:r>
+          <m:t>1</m:t>
+        </m:r>
+      </m:oMath>
+      <w:r>
+        <w:t xml:space="preserve"> </w:t>
+      </w:r>
+      <w:r>
+        <w:t xml:space="preserve">by convention;</w:t>
+      </w:r>
+    </w:p>
+    <w:p>
+      <w:pPr>
+        <w:pStyle w:val="Compact"/>
+        <w:numPr>
+          <w:ilvl w:val="0"/>
+          <w:numId w:val="1006"/>
+        </w:numPr>
+      </w:pPr>
+      <m:oMath>
+        <m:sSup>
+          <m:e>
+            <m:r>
+              <m:t>a</m:t>
+            </m:r>
+          </m:e>
+          <m:sup>
+            <m:r>
+              <m:rPr>
+                <m:sty m:val="p"/>
+              </m:rPr>
+              <m:t>−</m:t>
+            </m:r>
+            <m:r>
+              <m:t>n</m:t>
+            </m:r>
+          </m:sup>
+        </m:sSup>
+        <m:limUpp>
+          <m:e>
+            <m:r>
+              <m:rPr>
+                <m:sty m:val="p"/>
+              </m:rPr>
+              <m:t>=</m:t>
+            </m:r>
+          </m:e>
+          <m:lim>
+            <m:r>
+              <m:rPr>
+                <m:nor/>
+                <m:sty m:val="p"/>
+              </m:rPr>
+              <m:t>def</m:t>
+            </m:r>
+          </m:lim>
+        </m:limUpp>
+        <m:f>
+          <m:fPr>
+            <m:type m:val="bar"/>
+          </m:fPr>
+          <m:num>
+            <m:r>
+              <m:t>1</m:t>
+            </m:r>
+          </m:num>
+          <m:den>
+            <m:sSup>
+              <m:e>
+                <m:r>
+                  <m:t>a</m:t>
+                </m:r>
+              </m:e>
+              <m:sup>
+                <m:r>
+                  <m:t>n</m:t>
+                </m:r>
+              </m:sup>
+            </m:sSup>
+          </m:den>
+        </m:f>
+      </m:oMath>
+      <w:r>
+        <w:t xml:space="preserve">, when</w:t>
+      </w:r>
+      <w:r>
+        <w:t xml:space="preserve"> </w:t>
+      </w:r>
+      <m:oMath>
+        <m:r>
+          <m:t>a</m:t>
+        </m:r>
+        <m:r>
+          <m:rPr>
+            <m:sty m:val="p"/>
+          </m:rPr>
+          <m:t>≠</m:t>
+        </m:r>
+        <m:r>
+          <m:t>0</m:t>
+        </m:r>
+      </m:oMath>
+      <w:r>
+        <w:t xml:space="preserve">.</w:t>
+      </w:r>
+    </w:p>
+    <w:bookmarkEnd w:id="30"/>
+    <w:bookmarkStart w:id="32" w:name="rem-power-real-exponents"/>
+    <w:p>
+      <w:pPr>
+        <w:pStyle w:val="FirstParagraph"/>
+      </w:pPr>
+      <w:r>
+        <w:rPr>
+          <w:i/>
+          <w:iCs/>
+        </w:rPr>
+        <w:t xml:space="preserve">Remark 1</w:t>
+      </w:r>
+      <w:r>
+        <w:t xml:space="preserve"> (Powers with real exponents). </w:t>
+      </w:r>
+      <w:hyperlink r:id="rId31">
+        <w:r>
+          <w:rPr>
+            <w:rStyle w:val="Hyperlink"/>
+          </w:rPr>
+          <w:t xml:space="preserve">Definition 14 in Polynomials, Exponentials and Logarithms</w:t>
+        </w:r>
+      </w:hyperlink>
+      <w:r>
+        <w:t xml:space="preserve"> </w:t>
+      </w:r>
+      <w:r>
+        <w:t xml:space="preserve">extends powers to real exponents when the base is positive.</w:t>
+      </w:r>
+    </w:p>
+    <w:bookmarkEnd w:id="32"/>
+    <w:bookmarkStart w:id="33" w:name="def-square-root"/>
+    <w:p>
+      <w:pPr>
+        <w:pStyle w:val="BodyText"/>
+      </w:pPr>
+      <w:r>
+        <w:rPr>
+          <w:b/>
+          <w:bCs/>
+        </w:rPr>
+        <w:t xml:space="preserve">Definition 6 (Square root)</w:t>
       </w:r>
       <w:r>
         <w:t xml:space="preserve"> </w:t>
@@ -3229,8 +3255,8 @@
         <w:t xml:space="preserve">.</w:t>
       </w:r>
     </w:p>
-    <w:bookmarkEnd w:id="31"/>
-    <w:bookmarkStart w:id="33" w:name="exm-square-root"/>
+    <w:bookmarkEnd w:id="33"/>
+    <w:bookmarkStart w:id="35" w:name="exm-square-root"/>
     <w:p>
       <w:pPr>
         <w:pStyle w:val="BodyText"/>
@@ -3534,7 +3560,7 @@
       <w:r>
         <w:t xml:space="preserve"> </w:t>
       </w:r>
-      <w:hyperlink r:id="rId32">
+      <w:hyperlink r:id="rId34">
         <w:r>
           <w:rPr>
             <w:rStyle w:val="Hyperlink"/>
@@ -3546,8 +3572,8 @@
         <w:t xml:space="preserve">).</w:t>
       </w:r>
     </w:p>
-    <w:bookmarkEnd w:id="33"/>
-    <w:bookmarkStart w:id="34" w:name="def-absolute-value"/>
+    <w:bookmarkEnd w:id="35"/>
+    <w:bookmarkStart w:id="36" w:name="def-absolute-value"/>
     <w:p>
       <w:pPr>
         <w:pStyle w:val="FirstParagraph"/>
@@ -3557,7 +3583,7 @@
           <w:b/>
           <w:bCs/>
         </w:rPr>
-        <w:t xml:space="preserve">Definition 6 (Absolute value of a real number)</w:t>
+        <w:t xml:space="preserve">Definition 7 (Absolute value of a real number)</w:t>
       </w:r>
       <w:r>
         <w:t xml:space="preserve"> </w:t>
@@ -3736,111 +3762,11 @@
         </m:oMath>
       </m:oMathPara>
     </w:p>
+    <w:bookmarkEnd w:id="36"/>
+    <w:bookmarkStart w:id="37" w:name="exm-absolute-value"/>
     <w:p>
       <w:pPr>
         <w:pStyle w:val="FirstParagraph"/>
-      </w:pPr>
-      <w:r>
-        <w:t xml:space="preserve">For real numbers</w:t>
-      </w:r>
-      <w:r>
-        <w:t xml:space="preserve"> </w:t>
-      </w:r>
-      <m:oMath>
-        <m:r>
-          <m:t>a</m:t>
-        </m:r>
-      </m:oMath>
-      <w:r>
-        <w:t xml:space="preserve"> </w:t>
-      </w:r>
-      <w:r>
-        <w:t xml:space="preserve">and</w:t>
-      </w:r>
-      <w:r>
-        <w:t xml:space="preserve"> </w:t>
-      </w:r>
-      <m:oMath>
-        <m:r>
-          <m:t>b</m:t>
-        </m:r>
-      </m:oMath>
-      <w:r>
-        <w:t xml:space="preserve">,</w:t>
-      </w:r>
-      <w:r>
-        <w:t xml:space="preserve"> </w:t>
-      </w:r>
-      <m:oMath>
-        <m:r>
-          <m:t>​</m:t>
-        </m:r>
-        <m:d>
-          <m:dPr>
-            <m:begChr m:val="|"/>
-            <m:sepChr m:val=""/>
-            <m:endChr m:val="|"/>
-            <m:grow/>
-          </m:dPr>
-          <m:e>
-            <m:r>
-              <m:t>a</m:t>
-            </m:r>
-            <m:r>
-              <m:rPr>
-                <m:sty m:val="p"/>
-              </m:rPr>
-              <m:t>−</m:t>
-            </m:r>
-            <m:r>
-              <m:t>b</m:t>
-            </m:r>
-          </m:e>
-        </m:d>
-        <m:r>
-          <m:t>​</m:t>
-        </m:r>
-      </m:oMath>
-      <w:r>
-        <w:t xml:space="preserve"> </w:t>
-      </w:r>
-      <w:r>
-        <w:t xml:space="preserve">is the distance between</w:t>
-      </w:r>
-      <w:r>
-        <w:t xml:space="preserve"> </w:t>
-      </w:r>
-      <m:oMath>
-        <m:r>
-          <m:t>a</m:t>
-        </m:r>
-      </m:oMath>
-      <w:r>
-        <w:t xml:space="preserve"> </w:t>
-      </w:r>
-      <w:r>
-        <w:t xml:space="preserve">and</w:t>
-      </w:r>
-      <w:r>
-        <w:t xml:space="preserve"> </w:t>
-      </w:r>
-      <m:oMath>
-        <m:r>
-          <m:t>b</m:t>
-        </m:r>
-      </m:oMath>
-      <w:r>
-        <w:t xml:space="preserve"> </w:t>
-      </w:r>
-      <w:r>
-        <w:t xml:space="preserve">on the number line.</w:t>
-      </w:r>
-    </w:p>
-    <w:bookmarkEnd w:id="34"/>
-    <w:bookmarkStart w:id="35" w:name="exm-absolute-value"/>
-    <w:p>
-      <w:pPr>
-        <w:pStyle w:val="BodyText"/>
       </w:pPr>
       <w:r>
         <w:rPr>
@@ -4304,7 +4230,7 @@
           <w:rPr>
             <w:rStyle w:val="Hyperlink"/>
           </w:rPr>
-          <w:t xml:space="preserve">Definition 5</w:t>
+          <w:t xml:space="preserve">Definition 6</w:t>
         </w:r>
       </w:hyperlink>
       <w:r>
@@ -4438,9 +4364,121 @@
         <w:t xml:space="preserve">.</w:t>
       </w:r>
     </w:p>
-    <w:bookmarkEnd w:id="35"/>
-    <w:bookmarkEnd w:id="36"/>
-    <w:bookmarkStart w:id="51" w:name="sec-min-max"/>
+    <w:bookmarkEnd w:id="37"/>
+    <w:bookmarkStart w:id="38" w:name="rem-absolute-value-distance"/>
+    <w:p>
+      <w:pPr>
+        <w:pStyle w:val="FirstParagraph"/>
+      </w:pPr>
+      <w:r>
+        <w:rPr>
+          <w:i/>
+          <w:iCs/>
+        </w:rPr>
+        <w:t xml:space="preserve">Remark 2</w:t>
+      </w:r>
+      <w:r>
+        <w:t xml:space="preserve"> (Absolute value as distance). </w:t>
+      </w:r>
+      <w:r>
+        <w:t xml:space="preserve">For real numbers</w:t>
+      </w:r>
+      <w:r>
+        <w:t xml:space="preserve"> </w:t>
+      </w:r>
+      <m:oMath>
+        <m:r>
+          <m:t>a</m:t>
+        </m:r>
+      </m:oMath>
+      <w:r>
+        <w:t xml:space="preserve"> </w:t>
+      </w:r>
+      <w:r>
+        <w:t xml:space="preserve">and</w:t>
+      </w:r>
+      <w:r>
+        <w:t xml:space="preserve"> </w:t>
+      </w:r>
+      <m:oMath>
+        <m:r>
+          <m:t>b</m:t>
+        </m:r>
+      </m:oMath>
+      <w:r>
+        <w:t xml:space="preserve">,</w:t>
+      </w:r>
+      <w:r>
+        <w:t xml:space="preserve"> </w:t>
+      </w:r>
+      <m:oMath>
+        <m:r>
+          <m:t>​</m:t>
+        </m:r>
+        <m:d>
+          <m:dPr>
+            <m:begChr m:val="|"/>
+            <m:sepChr m:val=""/>
+            <m:endChr m:val="|"/>
+            <m:grow/>
+          </m:dPr>
+          <m:e>
+            <m:r>
+              <m:t>a</m:t>
+            </m:r>
+            <m:r>
+              <m:rPr>
+                <m:sty m:val="p"/>
+              </m:rPr>
+              <m:t>−</m:t>
+            </m:r>
+            <m:r>
+              <m:t>b</m:t>
+            </m:r>
+          </m:e>
+        </m:d>
+        <m:r>
+          <m:t>​</m:t>
+        </m:r>
+      </m:oMath>
+      <w:r>
+        <w:t xml:space="preserve"> </w:t>
+      </w:r>
+      <w:r>
+        <w:t xml:space="preserve">is the distance between</w:t>
+      </w:r>
+      <w:r>
+        <w:t xml:space="preserve"> </w:t>
+      </w:r>
+      <m:oMath>
+        <m:r>
+          <m:t>a</m:t>
+        </m:r>
+      </m:oMath>
+      <w:r>
+        <w:t xml:space="preserve"> </w:t>
+      </w:r>
+      <w:r>
+        <w:t xml:space="preserve">and</w:t>
+      </w:r>
+      <w:r>
+        <w:t xml:space="preserve"> </w:t>
+      </w:r>
+      <m:oMath>
+        <m:r>
+          <m:t>b</m:t>
+        </m:r>
+      </m:oMath>
+      <w:r>
+        <w:t xml:space="preserve"> </w:t>
+      </w:r>
+      <w:r>
+        <w:t xml:space="preserve">on the number line.</w:t>
+      </w:r>
+    </w:p>
+    <w:bookmarkEnd w:id="38"/>
+    <w:bookmarkEnd w:id="39"/>
+    <w:bookmarkStart w:id="54" w:name="sec-min-max"/>
     <w:p>
       <w:pPr>
         <w:pStyle w:val="Heading2"/>
@@ -4449,7 +4487,7 @@
         <w:t xml:space="preserve">4 Minimum, maximum, argmin and argmax</w:t>
       </w:r>
     </w:p>
-    <w:bookmarkStart w:id="37" w:name="exr-min-and-argmin"/>
+    <w:bookmarkStart w:id="40" w:name="exr-min-and-argmin"/>
     <w:p>
       <w:pPr>
         <w:pStyle w:val="FirstParagraph"/>
@@ -4813,8 +4851,8 @@
         <w:t xml:space="preserve">does it take that value?</w:t>
       </w:r>
     </w:p>
-    <w:bookmarkEnd w:id="37"/>
-    <w:bookmarkStart w:id="38" w:name="sol-min-and-argmin"/>
+    <w:bookmarkEnd w:id="40"/>
+    <w:bookmarkStart w:id="41" w:name="sol-min-and-argmin"/>
     <w:p>
       <w:pPr>
         <w:pStyle w:val="FirstParagraph"/>
@@ -5542,8 +5580,8 @@
         <w:t xml:space="preserve">not a single number.</w:t>
       </w:r>
     </w:p>
-    <w:bookmarkEnd w:id="38"/>
-    <w:bookmarkStart w:id="39" w:name="def-minimum"/>
+    <w:bookmarkEnd w:id="41"/>
+    <w:bookmarkStart w:id="42" w:name="def-minimum"/>
     <w:p>
       <w:pPr>
         <w:pStyle w:val="FirstParagraph"/>
@@ -5553,7 +5591,7 @@
           <w:b/>
           <w:bCs/>
         </w:rPr>
-        <w:t xml:space="preserve">Definition 7 (Minimum)</w:t>
+        <w:t xml:space="preserve">Definition 8 (Minimum)</w:t>
       </w:r>
       <w:r>
         <w:t xml:space="preserve"> </w:t>
@@ -5728,8 +5766,8 @@
         <w:t xml:space="preserve">.</w:t>
       </w:r>
     </w:p>
-    <w:bookmarkEnd w:id="39"/>
-    <w:bookmarkStart w:id="41" w:name="rem-minimum-may-not-exist"/>
+    <w:bookmarkEnd w:id="42"/>
+    <w:bookmarkStart w:id="44" w:name="rem-minimum-may-not-exist"/>
     <w:p>
       <w:pPr>
         <w:pStyle w:val="BodyText"/>
@@ -5739,7 +5777,7 @@
           <w:i/>
           <w:iCs/>
         </w:rPr>
-        <w:t xml:space="preserve">Remark 1</w:t>
+        <w:t xml:space="preserve">Remark 3</w:t>
       </w:r>
       <w:r>
         <w:t xml:space="preserve"> (Not every set has a minimum). </w:t>
@@ -5815,7 +5853,7 @@
       <w:r>
         <w:t xml:space="preserve"> </w:t>
       </w:r>
-      <w:hyperlink r:id="rId40">
+      <w:hyperlink r:id="rId43">
         <w:r>
           <w:rPr>
             <w:rStyle w:val="Hyperlink"/>
@@ -5951,8 +5989,8 @@
         <w:t xml:space="preserve">, also in it.</w:t>
       </w:r>
     </w:p>
-    <w:bookmarkEnd w:id="41"/>
-    <w:bookmarkStart w:id="42" w:name="def-maximum"/>
+    <w:bookmarkEnd w:id="44"/>
+    <w:bookmarkStart w:id="45" w:name="def-maximum"/>
     <w:p>
       <w:pPr>
         <w:pStyle w:val="BodyText"/>
@@ -5962,7 +6000,7 @@
           <w:b/>
           <w:bCs/>
         </w:rPr>
-        <w:t xml:space="preserve">Definition 8 (Maximum)</w:t>
+        <w:t xml:space="preserve">Definition 9 (Maximum)</w:t>
       </w:r>
       <w:r>
         <w:t xml:space="preserve"> </w:t>
@@ -6137,8 +6175,8 @@
         <w:t xml:space="preserve">.</w:t>
       </w:r>
     </w:p>
-    <w:bookmarkEnd w:id="42"/>
-    <w:bookmarkStart w:id="43" w:name="exm-maximum"/>
+    <w:bookmarkEnd w:id="45"/>
+    <w:bookmarkStart w:id="46" w:name="exm-maximum"/>
     <w:p>
       <w:pPr>
         <w:pStyle w:val="BodyText"/>
@@ -6592,8 +6630,8 @@
         <w:t xml:space="preserve">is at least as large as every element.</w:t>
       </w:r>
     </w:p>
-    <w:bookmarkEnd w:id="43"/>
-    <w:bookmarkStart w:id="45" w:name="def-argmin"/>
+    <w:bookmarkEnd w:id="46"/>
+    <w:bookmarkStart w:id="48" w:name="def-argmin"/>
     <w:p>
       <w:pPr>
         <w:pStyle w:val="FirstParagraph"/>
@@ -6603,7 +6641,7 @@
           <w:b/>
           <w:bCs/>
         </w:rPr>
-        <w:t xml:space="preserve">Definition 9 (Argmin)</w:t>
+        <w:t xml:space="preserve">Definition 10 (Argmin)</w:t>
       </w:r>
       <w:r>
         <w:t xml:space="preserve"> </w:t>
@@ -6650,7 +6688,7 @@
       <w:r>
         <w:t xml:space="preserve"> </w:t>
       </w:r>
-      <w:hyperlink r:id="rId44">
+      <w:hyperlink r:id="rId47">
         <w:r>
           <w:rPr>
             <w:rStyle w:val="Hyperlink"/>
@@ -7012,8 +7050,8 @@
         <w:t xml:space="preserve">.</w:t>
       </w:r>
     </w:p>
-    <w:bookmarkEnd w:id="45"/>
-    <w:bookmarkStart w:id="47" w:name="rem-argmin-vs-minimum"/>
+    <w:bookmarkEnd w:id="48"/>
+    <w:bookmarkStart w:id="50" w:name="rem-argmin-vs-minimum"/>
     <w:p>
       <w:pPr>
         <w:pStyle w:val="BodyText"/>
@@ -7023,7 +7061,7 @@
           <w:i/>
           <w:iCs/>
         </w:rPr>
-        <w:t xml:space="preserve">Remark 2</w:t>
+        <w:t xml:space="preserve">Remark 4</w:t>
       </w:r>
       <w:r>
         <w:t xml:space="preserve"> (Smallest value versus where it occurs). </w:t>
@@ -7074,7 +7112,7 @@
           <w:rPr>
             <w:rStyle w:val="Hyperlink"/>
           </w:rPr>
-          <w:t xml:space="preserve">Definition 7</w:t>
+          <w:t xml:space="preserve">Definition 8</w:t>
         </w:r>
       </w:hyperlink>
       <w:r>
@@ -7089,7 +7127,7 @@
       <w:r>
         <w:t xml:space="preserve"> </w:t>
       </w:r>
-      <w:hyperlink r:id="rId46">
+      <w:hyperlink r:id="rId49">
         <w:r>
           <w:rPr>
             <w:rStyle w:val="Hyperlink"/>
@@ -7541,8 +7579,8 @@
         <w:t xml:space="preserve">.</w:t>
       </w:r>
     </w:p>
-    <w:bookmarkEnd w:id="47"/>
-    <w:bookmarkStart w:id="48" w:name="def-argmax"/>
+    <w:bookmarkEnd w:id="50"/>
+    <w:bookmarkStart w:id="51" w:name="def-argmax"/>
     <w:p>
       <w:pPr>
         <w:pStyle w:val="BodyText"/>
@@ -7552,7 +7590,7 @@
           <w:b/>
           <w:bCs/>
         </w:rPr>
-        <w:t xml:space="preserve">Definition 10 (Argmax)</w:t>
+        <w:t xml:space="preserve">Definition 11 (Argmax)</w:t>
       </w:r>
       <w:r>
         <w:t xml:space="preserve"> </w:t>
@@ -7599,7 +7637,7 @@
       <w:r>
         <w:t xml:space="preserve"> </w:t>
       </w:r>
-      <w:hyperlink r:id="rId44">
+      <w:hyperlink r:id="rId47">
         <w:r>
           <w:rPr>
             <w:rStyle w:val="Hyperlink"/>
@@ -7961,8 +7999,8 @@
         <w:t xml:space="preserve">.</w:t>
       </w:r>
     </w:p>
-    <w:bookmarkEnd w:id="48"/>
-    <w:bookmarkStart w:id="50" w:name="exm-argmax"/>
+    <w:bookmarkEnd w:id="51"/>
+    <w:bookmarkStart w:id="53" w:name="exm-argmax"/>
     <w:p>
       <w:pPr>
         <w:pStyle w:val="BodyText"/>
@@ -8643,7 +8681,7 @@
       <w:r>
         <w:t xml:space="preserve"> </w:t>
       </w:r>
-      <w:hyperlink r:id="rId49">
+      <w:hyperlink r:id="rId52">
         <w:r>
           <w:rPr>
             <w:rStyle w:val="Hyperlink"/>
@@ -8655,9 +8693,9 @@
         <w:t xml:space="preserve">.</w:t>
       </w:r>
     </w:p>
-    <w:bookmarkEnd w:id="50"/>
-    <w:bookmarkEnd w:id="51"/>
-    <w:bookmarkStart w:id="61" w:name="sec-minimizers"/>
+    <w:bookmarkEnd w:id="53"/>
+    <w:bookmarkEnd w:id="54"/>
+    <w:bookmarkStart w:id="64" w:name="sec-minimizers"/>
     <w:p>
       <w:pPr>
         <w:pStyle w:val="Heading2"/>
@@ -8666,7 +8704,7 @@
         <w:t xml:space="preserve">5 Global and local minimizers</w:t>
       </w:r>
     </w:p>
-    <w:bookmarkStart w:id="52" w:name="exr-local-vs-global-min"/>
+    <w:bookmarkStart w:id="55" w:name="exr-local-vs-global-min"/>
     <w:p>
       <w:pPr>
         <w:pStyle w:val="FirstParagraph"/>
@@ -9153,8 +9191,8 @@
         <w:t xml:space="preserve">?</w:t>
       </w:r>
     </w:p>
-    <w:bookmarkEnd w:id="52"/>
-    <w:bookmarkStart w:id="53" w:name="sol-local-vs-global-min"/>
+    <w:bookmarkEnd w:id="55"/>
+    <w:bookmarkStart w:id="56" w:name="sol-local-vs-global-min"/>
     <w:p>
       <w:pPr>
         <w:pStyle w:val="FirstParagraph"/>
@@ -10457,8 +10495,8 @@
         <w:t xml:space="preserve">.</w:t>
       </w:r>
     </w:p>
-    <w:bookmarkEnd w:id="53"/>
-    <w:bookmarkStart w:id="54" w:name="def-global-minimizer"/>
+    <w:bookmarkEnd w:id="56"/>
+    <w:bookmarkStart w:id="57" w:name="def-global-minimizer"/>
     <w:p>
       <w:pPr>
         <w:pStyle w:val="FirstParagraph"/>
@@ -10468,7 +10506,7 @@
           <w:b/>
           <w:bCs/>
         </w:rPr>
-        <w:t xml:space="preserve">Definition 11 (Global minimizer)</w:t>
+        <w:t xml:space="preserve">Definition 12 (Global minimizer)</w:t>
       </w:r>
       <w:r>
         <w:t xml:space="preserve"> </w:t>
@@ -10551,7 +10589,7 @@
       <w:r>
         <w:t xml:space="preserve"> </w:t>
       </w:r>
-      <w:hyperlink r:id="rId44">
+      <w:hyperlink r:id="rId47">
         <w:r>
           <w:rPr>
             <w:rStyle w:val="Hyperlink"/>
@@ -10733,8 +10771,8 @@
         <w:t xml:space="preserve">.</w:t>
       </w:r>
     </w:p>
-    <w:bookmarkEnd w:id="54"/>
-    <w:bookmarkStart w:id="55" w:name="rem-global-minimizer-argmin"/>
+    <w:bookmarkEnd w:id="57"/>
+    <w:bookmarkStart w:id="58" w:name="rem-global-minimizer-argmin"/>
     <w:p>
       <w:pPr>
         <w:pStyle w:val="BodyText"/>
@@ -10744,7 +10782,7 @@
           <w:i/>
           <w:iCs/>
         </w:rPr>
-        <w:t xml:space="preserve">Remark 3</w:t>
+        <w:t xml:space="preserve">Remark 5</w:t>
       </w:r>
       <w:r>
         <w:t xml:space="preserve"> (Global minimizers form the argmin). </w:t>
@@ -10830,7 +10868,7 @@
           <w:rPr>
             <w:rStyle w:val="Hyperlink"/>
           </w:rPr>
-          <w:t xml:space="preserve">Definition 9</w:t>
+          <w:t xml:space="preserve">Definition 10</w:t>
         </w:r>
       </w:hyperlink>
       <w:r>
@@ -11229,8 +11267,8 @@
         <w:t xml:space="preserve">.</w:t>
       </w:r>
     </w:p>
-    <w:bookmarkEnd w:id="55"/>
-    <w:bookmarkStart w:id="57" w:name="def-local-minimizer"/>
+    <w:bookmarkEnd w:id="58"/>
+    <w:bookmarkStart w:id="60" w:name="def-local-minimizer"/>
     <w:p>
       <w:pPr>
         <w:pStyle w:val="BodyText"/>
@@ -11240,7 +11278,7 @@
           <w:b/>
           <w:bCs/>
         </w:rPr>
-        <w:t xml:space="preserve">Definition 12 (Local minimizer)</w:t>
+        <w:t xml:space="preserve">Definition 13 (Local minimizer)</w:t>
       </w:r>
       <w:r>
         <w:t xml:space="preserve"> </w:t>
@@ -11323,7 +11361,7 @@
       <w:r>
         <w:t xml:space="preserve"> </w:t>
       </w:r>
-      <w:hyperlink r:id="rId44">
+      <w:hyperlink r:id="rId47">
         <w:r>
           <w:rPr>
             <w:rStyle w:val="Hyperlink"/>
@@ -11615,7 +11653,7 @@
       <w:r>
         <w:t xml:space="preserve"> </w:t>
       </w:r>
-      <w:hyperlink r:id="rId56">
+      <w:hyperlink r:id="rId59">
         <w:r>
           <w:rPr>
             <w:rStyle w:val="Hyperlink"/>
@@ -11627,8 +11665,8 @@
         <w:t xml:space="preserve">.</w:t>
       </w:r>
     </w:p>
-    <w:bookmarkEnd w:id="57"/>
-    <w:bookmarkStart w:id="59" w:name="rem-local-minimizer"/>
+    <w:bookmarkEnd w:id="60"/>
+    <w:bookmarkStart w:id="62" w:name="rem-local-minimizer"/>
     <w:p>
       <w:pPr>
         <w:pStyle w:val="BodyText"/>
@@ -11638,7 +11676,7 @@
           <w:i/>
           <w:iCs/>
         </w:rPr>
-        <w:t xml:space="preserve">Remark 4</w:t>
+        <w:t xml:space="preserve">Remark 6</w:t>
       </w:r>
       <w:r>
         <w:t xml:space="preserve"> (Local and global minimizers). </w:t>
@@ -11917,7 +11955,7 @@
           <w:rPr>
             <w:rStyle w:val="Hyperlink"/>
           </w:rPr>
-          <w:t xml:space="preserve">Definition 11</w:t>
+          <w:t xml:space="preserve">Definition 12</w:t>
         </w:r>
       </w:hyperlink>
       <w:r>
@@ -12069,7 +12107,7 @@
       <w:r>
         <w:t xml:space="preserve"> </w:t>
       </w:r>
-      <w:hyperlink r:id="rId58">
+      <w:hyperlink r:id="rId61">
         <w:r>
           <w:rPr>
             <w:rStyle w:val="Hyperlink"/>
@@ -12224,8 +12262,8 @@
         <w:t xml:space="preserve">but not a global one.</w:t>
       </w:r>
     </w:p>
-    <w:bookmarkEnd w:id="59"/>
-    <w:bookmarkStart w:id="60" w:name="exm-not-local-minimizer"/>
+    <w:bookmarkEnd w:id="62"/>
+    <w:bookmarkStart w:id="63" w:name="exm-not-local-minimizer"/>
     <w:p>
       <w:pPr>
         <w:pStyle w:val="BodyText"/>
@@ -13648,8 +13686,8 @@
         </m:oMath>
       </m:oMathPara>
     </w:p>
-    <w:bookmarkEnd w:id="60"/>
-    <w:bookmarkEnd w:id="61"/>
+    <w:bookmarkEnd w:id="63"/>
+    <w:bookmarkEnd w:id="64"/>
     <w:sectPr>
       <w:footnotePr>
         <w:numRestart w:val="eachSect"/>
